--- a/docs/Technical_Documentation.docx
+++ b/docs/Technical_Documentation.docx
@@ -155,12 +155,6 @@
         <w:gridCol w:w="5220"/>
       </w:tblGrid>
       <w:tr>
-        <w:tblPrEx>
-          <w:tblCellMar>
-            <w:top w:w="0" w:type="dxa"/>
-            <w:bottom w:w="0" w:type="dxa"/>
-          </w:tblCellMar>
-        </w:tblPrEx>
         <w:trPr>
           <w:tblHeader/>
         </w:trPr>
@@ -274,12 +268,6 @@
         </w:tc>
       </w:tr>
       <w:tr>
-        <w:tblPrEx>
-          <w:tblCellMar>
-            <w:top w:w="0" w:type="dxa"/>
-            <w:bottom w:w="0" w:type="dxa"/>
-          </w:tblCellMar>
-        </w:tblPrEx>
         <w:tc>
           <w:tcPr>
             <w:tcW w:w="1200" w:type="dxa"/>
@@ -2200,10 +2188,6 @@
                 <w:tabs>
                   <w:tab w:val="right" w:leader="dot" w:pos="8630"/>
                 </w:tabs>
-                <w:rPr>
-                  <w:rFonts w:asciiTheme="minorHAnsi" w:hAnsiTheme="minorHAnsi" w:cstheme="minorHAnsi"/>
-                  <w:noProof/>
-                </w:rPr>
               </w:pPr>
               <w:hyperlink w:anchor="_Toc235802510" w:history="1">
                 <w:r>
@@ -2213,6 +2197,170 @@
                     <w:noProof/>
                   </w:rPr>
                   <w:t>5.1 Entity-Relationship Diagram</w:t>
+                </w:r>
+                <w:r>
+                  <w:rPr>
+                    <w:rFonts w:asciiTheme="minorHAnsi" w:hAnsiTheme="minorHAnsi" w:cstheme="minorHAnsi"/>
+                    <w:noProof/>
+                  </w:rPr>
+                  <w:tab/>
+                </w:r>
+                <w:r>
+                  <w:rPr>
+                    <w:rFonts w:asciiTheme="minorHAnsi" w:hAnsiTheme="minorHAnsi" w:cstheme="minorHAnsi"/>
+                    <w:noProof/>
+                  </w:rPr>
+                  <w:fldChar w:fldCharType="begin"/>
+                </w:r>
+                <w:r>
+                  <w:rPr>
+                    <w:rFonts w:asciiTheme="minorHAnsi" w:hAnsiTheme="minorHAnsi" w:cstheme="minorHAnsi"/>
+                    <w:noProof/>
+                  </w:rPr>
+                  <w:instrText xml:space="preserve"> PAGEREF _Toc235802510 \h </w:instrText>
+                </w:r>
+                <w:r>
+                  <w:rPr>
+                    <w:rFonts w:asciiTheme="minorHAnsi" w:hAnsiTheme="minorHAnsi" w:cstheme="minorHAnsi"/>
+                    <w:noProof/>
+                  </w:rPr>
+                </w:r>
+                <w:r>
+                  <w:rPr>
+                    <w:rFonts w:asciiTheme="minorHAnsi" w:hAnsiTheme="minorHAnsi" w:cstheme="minorHAnsi"/>
+                    <w:noProof/>
+                  </w:rPr>
+                  <w:fldChar w:fldCharType="separate"/>
+                </w:r>
+                <w:r>
+                  <w:rPr>
+                    <w:rFonts w:asciiTheme="minorHAnsi" w:hAnsiTheme="minorHAnsi" w:cstheme="minorHAnsi"/>
+                    <w:noProof/>
+                  </w:rPr>
+                  <w:t>1</w:t>
+                </w:r>
+                <w:r>
+                  <w:rPr>
+                    <w:rFonts w:asciiTheme="minorHAnsi" w:hAnsiTheme="minorHAnsi" w:cstheme="minorHAnsi"/>
+                    <w:noProof/>
+                  </w:rPr>
+                  <w:fldChar w:fldCharType="end"/>
+                </w:r>
+              </w:hyperlink>
+            </w:p>
+            <w:p>
+              <w:pPr>
+                <w:pStyle w:val="TOC2"/>
+                <w:tabs>
+                  <w:tab w:val="right" w:leader="dot" w:pos="8630"/>
+                </w:tabs>
+              </w:pPr>
+              <w:hyperlink w:anchor="_Toc235802510" w:history="1">
+                <w:r>
+                  <w:rPr>
+                    <w:rStyle w:val="Hyperlink"/>
+                    <w:rFonts w:asciiTheme="minorHAnsi" w:hAnsiTheme="minorHAnsi" w:cstheme="minorHAnsi"/>
+                    <w:noProof/>
+                  </w:rPr>
+                  <w:t>5.</w:t>
+                </w:r>
+                <w:r>
+                  <w:rPr>
+                    <w:rStyle w:val="Hyperlink"/>
+                    <w:rFonts w:asciiTheme="minorHAnsi" w:hAnsiTheme="minorHAnsi" w:cstheme="minorHAnsi"/>
+                    <w:noProof/>
+                  </w:rPr>
+                  <w:t>2</w:t>
+                </w:r>
+                <w:r>
+                  <w:rPr>
+                    <w:rStyle w:val="Hyperlink"/>
+                    <w:rFonts w:asciiTheme="minorHAnsi" w:hAnsiTheme="minorHAnsi" w:cstheme="minorHAnsi"/>
+                    <w:noProof/>
+                  </w:rPr>
+                  <w:t xml:space="preserve"> </w:t>
+                </w:r>
+                <w:r>
+                  <w:rPr>
+                    <w:rStyle w:val="Hyperlink"/>
+                    <w:rFonts w:asciiTheme="minorHAnsi" w:hAnsiTheme="minorHAnsi" w:cstheme="minorHAnsi"/>
+                    <w:noProof/>
+                  </w:rPr>
+                  <w:t>Tables and Fields</w:t>
+                </w:r>
+                <w:r>
+                  <w:rPr>
+                    <w:rFonts w:asciiTheme="minorHAnsi" w:hAnsiTheme="minorHAnsi" w:cstheme="minorHAnsi"/>
+                    <w:noProof/>
+                  </w:rPr>
+                  <w:tab/>
+                </w:r>
+                <w:r>
+                  <w:rPr>
+                    <w:rFonts w:asciiTheme="minorHAnsi" w:hAnsiTheme="minorHAnsi" w:cstheme="minorHAnsi"/>
+                    <w:noProof/>
+                  </w:rPr>
+                  <w:fldChar w:fldCharType="begin"/>
+                </w:r>
+                <w:r>
+                  <w:rPr>
+                    <w:rFonts w:asciiTheme="minorHAnsi" w:hAnsiTheme="minorHAnsi" w:cstheme="minorHAnsi"/>
+                    <w:noProof/>
+                  </w:rPr>
+                  <w:instrText xml:space="preserve"> PAGEREF _Toc235802510 \h </w:instrText>
+                </w:r>
+                <w:r>
+                  <w:rPr>
+                    <w:rFonts w:asciiTheme="minorHAnsi" w:hAnsiTheme="minorHAnsi" w:cstheme="minorHAnsi"/>
+                    <w:noProof/>
+                  </w:rPr>
+                </w:r>
+                <w:r>
+                  <w:rPr>
+                    <w:rFonts w:asciiTheme="minorHAnsi" w:hAnsiTheme="minorHAnsi" w:cstheme="minorHAnsi"/>
+                    <w:noProof/>
+                  </w:rPr>
+                  <w:fldChar w:fldCharType="separate"/>
+                </w:r>
+                <w:r>
+                  <w:rPr>
+                    <w:rFonts w:asciiTheme="minorHAnsi" w:hAnsiTheme="minorHAnsi" w:cstheme="minorHAnsi"/>
+                    <w:noProof/>
+                  </w:rPr>
+                  <w:t>1</w:t>
+                </w:r>
+                <w:r>
+                  <w:rPr>
+                    <w:rFonts w:asciiTheme="minorHAnsi" w:hAnsiTheme="minorHAnsi" w:cstheme="minorHAnsi"/>
+                    <w:noProof/>
+                  </w:rPr>
+                  <w:fldChar w:fldCharType="end"/>
+                </w:r>
+              </w:hyperlink>
+            </w:p>
+            <w:p>
+              <w:pPr>
+                <w:pStyle w:val="TOC2"/>
+                <w:tabs>
+                  <w:tab w:val="right" w:leader="dot" w:pos="8630"/>
+                </w:tabs>
+              </w:pPr>
+              <w:hyperlink w:anchor="_Toc235802510" w:history="1">
+                <w:r>
+                  <w:rPr>
+                    <w:rStyle w:val="Hyperlink"/>
+                    <w:rFonts w:asciiTheme="minorHAnsi" w:hAnsiTheme="minorHAnsi" w:cstheme="minorHAnsi"/>
+                    <w:noProof/>
+                  </w:rPr>
+                  <w:t>5.</w:t>
+                </w:r>
+                <w:r>
+                  <w:rPr>
+                    <w:rStyle w:val="Hyperlink"/>
+                    <w:rFonts w:asciiTheme="minorHAnsi" w:hAnsiTheme="minorHAnsi" w:cstheme="minorHAnsi"/>
+                    <w:noProof/>
+                  </w:rPr>
+                  <w:t>3 Indexes and Keys</w:t>
                 </w:r>
                 <w:r>
                   <w:rPr>
@@ -2282,7 +2430,31 @@
                     <w:rFonts w:asciiTheme="minorHAnsi" w:hAnsiTheme="minorHAnsi" w:cstheme="minorHAnsi"/>
                     <w:noProof/>
                   </w:rPr>
-                  <w:t>5.2 Indexes and Keys</w:t>
+                  <w:t>5.</w:t>
+                </w:r>
+                <w:r>
+                  <w:rPr>
+                    <w:rStyle w:val="Hyperlink"/>
+                    <w:rFonts w:asciiTheme="minorHAnsi" w:hAnsiTheme="minorHAnsi" w:cstheme="minorHAnsi"/>
+                    <w:noProof/>
+                  </w:rPr>
+                  <w:t>4</w:t>
+                </w:r>
+                <w:r>
+                  <w:rPr>
+                    <w:rStyle w:val="Hyperlink"/>
+                    <w:rFonts w:asciiTheme="minorHAnsi" w:hAnsiTheme="minorHAnsi" w:cstheme="minorHAnsi"/>
+                    <w:noProof/>
+                  </w:rPr>
+                  <w:t xml:space="preserve"> </w:t>
+                </w:r>
+                <w:r>
+                  <w:rPr>
+                    <w:rStyle w:val="Hyperlink"/>
+                    <w:rFonts w:asciiTheme="minorHAnsi" w:hAnsiTheme="minorHAnsi" w:cstheme="minorHAnsi"/>
+                    <w:noProof/>
+                  </w:rPr>
+                  <w:t>Sample Data</w:t>
                 </w:r>
                 <w:r>
                   <w:rPr>
@@ -2551,9 +2723,10 @@
                   <w:tab w:val="right" w:leader="dot" w:pos="8630"/>
                 </w:tabs>
                 <w:rPr>
-                  <w:rStyle w:val="Hyperlink"/>
                   <w:rFonts w:asciiTheme="minorHAnsi" w:hAnsiTheme="minorHAnsi" w:cstheme="minorHAnsi"/>
                   <w:noProof/>
+                  <w:color w:val="0563C1"/>
+                  <w:u w:val="single"/>
                 </w:rPr>
               </w:pPr>
               <w:hyperlink w:anchor="_Toc235802515" w:history="1">
@@ -2614,13 +2787,6 @@
                   <w:fldChar w:fldCharType="end"/>
                 </w:r>
               </w:hyperlink>
-            </w:p>
-            <w:p>
-              <w:pPr>
-                <w:rPr>
-                  <w:rFonts w:asciiTheme="minorHAnsi" w:hAnsiTheme="minorHAnsi" w:cstheme="minorHAnsi"/>
-                </w:rPr>
-              </w:pPr>
             </w:p>
             <w:p>
               <w:pPr>
@@ -6710,6 +6876,7 @@
       <w:r>
         <w:rPr>
           <w:rFonts w:asciiTheme="minorHAnsi" w:hAnsiTheme="minorHAnsi" w:cstheme="minorHAnsi"/>
+          <w:noProof/>
         </w:rPr>
         <w:drawing>
           <wp:inline distT="0" distB="0" distL="0" distR="0" wp14:anchorId="3C71122C" wp14:editId="4815A767">
@@ -7662,19 +7829,7 @@
         <w:rPr>
           <w:rFonts w:asciiTheme="minorHAnsi" w:hAnsiTheme="minorHAnsi" w:cstheme="minorHAnsi"/>
         </w:rPr>
-        <w:t>5.</w:t>
-      </w:r>
-      <w:r>
-        <w:rPr>
-          <w:rFonts w:asciiTheme="minorHAnsi" w:hAnsiTheme="minorHAnsi" w:cstheme="minorHAnsi"/>
-        </w:rPr>
-        <w:t>3</w:t>
-      </w:r>
-      <w:r>
-        <w:rPr>
-          <w:rFonts w:asciiTheme="minorHAnsi" w:hAnsiTheme="minorHAnsi" w:cstheme="minorHAnsi"/>
-        </w:rPr>
-        <w:t xml:space="preserve"> Indexes and Keys</w:t>
+        <w:t>5.3 Indexes and Keys</w:t>
       </w:r>
       <w:bookmarkEnd w:id="27"/>
     </w:p>
@@ -7913,19 +8068,7 @@
         <w:rPr>
           <w:rFonts w:asciiTheme="minorHAnsi" w:hAnsiTheme="minorHAnsi" w:cstheme="minorHAnsi"/>
         </w:rPr>
-        <w:t>5.</w:t>
-      </w:r>
-      <w:r>
-        <w:rPr>
-          <w:rFonts w:asciiTheme="minorHAnsi" w:hAnsiTheme="minorHAnsi" w:cstheme="minorHAnsi"/>
-        </w:rPr>
-        <w:t>4</w:t>
-      </w:r>
-      <w:r>
-        <w:rPr>
-          <w:rFonts w:asciiTheme="minorHAnsi" w:hAnsiTheme="minorHAnsi" w:cstheme="minorHAnsi"/>
-        </w:rPr>
-        <w:t xml:space="preserve"> Sample Data</w:t>
+        <w:t>5.4 Sample Data</w:t>
       </w:r>
     </w:p>
     <w:tbl>
@@ -9210,6 +9353,7 @@
       <w:r>
         <w:rPr>
           <w:rFonts w:asciiTheme="minorHAnsi" w:hAnsiTheme="minorHAnsi" w:cstheme="minorHAnsi"/>
+          <w:noProof/>
         </w:rPr>
         <w:drawing>
           <wp:inline distT="0" distB="0" distL="0" distR="0" wp14:anchorId="71176FF5" wp14:editId="2B57E2DA">
@@ -12575,9 +12719,10 @@
       <w:r>
         <w:rPr>
           <w:rFonts w:asciiTheme="minorHAnsi" w:hAnsiTheme="minorHAnsi" w:cstheme="minorHAnsi"/>
+          <w:noProof/>
         </w:rPr>
         <w:drawing>
-          <wp:anchor distT="0" distB="0" distL="114300" distR="114300" simplePos="0" relativeHeight="251659264" behindDoc="0" locked="0" layoutInCell="1" allowOverlap="1" wp14:anchorId="1EBB1150" wp14:editId="30C389EE">
+          <wp:anchor distT="0" distB="0" distL="114300" distR="114300" simplePos="0" relativeHeight="251659264" behindDoc="0" locked="0" layoutInCell="1" allowOverlap="1" wp14:anchorId="1EBB1150" wp14:editId="438D8894">
             <wp:simplePos x="0" y="0"/>
             <wp:positionH relativeFrom="margin">
               <wp:align>left</wp:align>
@@ -12692,6 +12837,7 @@
       <w:r>
         <w:rPr>
           <w:rFonts w:asciiTheme="minorHAnsi" w:hAnsiTheme="minorHAnsi" w:cstheme="minorHAnsi"/>
+          <w:noProof/>
         </w:rPr>
         <w:drawing>
           <wp:inline distT="0" distB="0" distL="0" distR="0" wp14:anchorId="2E8C05B9" wp14:editId="6FAC1C9F">
@@ -12790,6 +12936,7 @@
       <w:r>
         <w:rPr>
           <w:rFonts w:asciiTheme="minorHAnsi" w:hAnsiTheme="minorHAnsi" w:cstheme="minorHAnsi"/>
+          <w:noProof/>
         </w:rPr>
         <w:drawing>
           <wp:inline distT="0" distB="0" distL="0" distR="0" wp14:anchorId="5E628CF8" wp14:editId="777874AD">
@@ -12862,6 +13009,7 @@
       <w:r>
         <w:rPr>
           <w:rFonts w:asciiTheme="minorHAnsi" w:hAnsiTheme="minorHAnsi" w:cstheme="minorHAnsi"/>
+          <w:noProof/>
         </w:rPr>
         <w:drawing>
           <wp:inline distT="0" distB="0" distL="0" distR="0" wp14:anchorId="1F568ED3" wp14:editId="6E42E885">
@@ -13877,6 +14025,7 @@
   <w:style w:type="character" w:default="1" w:styleId="DefaultParagraphFont">
     <w:name w:val="Default Paragraph Font"/>
     <w:uiPriority w:val="1"/>
+    <w:semiHidden/>
     <w:unhideWhenUsed/>
   </w:style>
   <w:style w:type="table" w:default="1" w:styleId="TableNormal">
